--- a/Lab05/NguyenQuocHuy_22652941.docx
+++ b/Lab05/NguyenQuocHuy_22652941.docx
@@ -257,6 +257,3231 @@
       <w:r>
         <w:tab/>
         <w:t>docker compose up -d --build</w:t>
+      </w:r>
+      <w:r>
+        <w:tab/>
+      </w:r>
+    </w:p>
+    <w:p/>
+    <w:p>
+      <w:r>
+        <w:t>Phần 2:</w:t>
+      </w:r>
+      <w:r>
+        <w:tab/>
+        <w:t>Docker Compose file</w:t>
+      </w:r>
+      <w:r>
+        <w:tab/>
+      </w:r>
+      <w:r>
+        <w:tab/>
+      </w:r>
+      <w:r>
+        <w:tab/>
+      </w:r>
+      <w:r>
+        <w:tab/>
+      </w:r>
+      <w:r>
+        <w:tab/>
+      </w:r>
+    </w:p>
+    <w:p>
+      <w:r>
+        <w:tab/>
+        <w:t>Bài 1: Chạy một container đơn giản với Docker Compose</w:t>
+      </w:r>
+      <w:r>
+        <w:tab/>
+      </w:r>
+      <w:r>
+        <w:tab/>
+      </w:r>
+      <w:r>
+        <w:tab/>
+      </w:r>
+      <w:r>
+        <w:tab/>
+      </w:r>
+      <w:r>
+        <w:tab/>
+      </w:r>
+    </w:p>
+    <w:p>
+      <w:r>
+        <w:tab/>
+      </w:r>
+      <w:r>
+        <w:tab/>
+        <w:t>Yêu cầu:</w:t>
+      </w:r>
+      <w:r>
+        <w:tab/>
+      </w:r>
+      <w:r>
+        <w:tab/>
+      </w:r>
+      <w:r>
+        <w:tab/>
+      </w:r>
+      <w:r>
+        <w:tab/>
+      </w:r>
+    </w:p>
+    <w:p>
+      <w:r>
+        <w:tab/>
+      </w:r>
+      <w:r>
+        <w:tab/>
+        <w:t>Tạo một container chạy Nginx bằng Docker Compose.</w:t>
+      </w:r>
+      <w:r>
+        <w:tab/>
+      </w:r>
+      <w:r>
+        <w:tab/>
+      </w:r>
+      <w:r>
+        <w:tab/>
+      </w:r>
+      <w:r>
+        <w:fldChar w:fldCharType="begin"/>
+      </w:r>
+      <w:r>
+        <w:instrText xml:space="preserve"> LINK Word.Document.12 "D:\\HocKy\\HK_25-26_2\\KTPM\\TH\\TH_KTrPM\\Lab05\\NguyenQuocHuy_22652941.docx" "OLE_LINK1" \a \r </w:instrText>
+      </w:r>
+      <w:r>
+        <w:fldChar w:fldCharType="separate"/>
+      </w:r>
+    </w:p>
+    <w:p>
+      <w:r>
+        <w:tab/>
+      </w:r>
+      <w:r>
+        <w:tab/>
+      </w:r>
+      <w:r>
+        <w:fldChar w:fldCharType="end"/>
+      </w:r>
+      <w:r>
+        <w:tab/>
+      </w:r>
+      <w:bookmarkStart w:id="0" w:name="OLE_LINK1"/>
+    </w:p>
+    <w:p>
+      <w:r>
+        <w:tab/>
+      </w:r>
+      <w:r>
+        <w:tab/>
+      </w:r>
+      <w:bookmarkEnd w:id="0"/>
+      <w:r>
+        <w:t>Map cổng 8080 của máy host với cổng 80 của container.</w:t>
+      </w:r>
+      <w:r>
+        <w:tab/>
+      </w:r>
+      <w:r>
+        <w:tab/>
+      </w:r>
+      <w:r>
+        <w:tab/>
+      </w:r>
+      <w:r>
+        <w:tab/>
+      </w:r>
+    </w:p>
+    <w:p>
+      <w:r>
+        <w:tab/>
+      </w:r>
+      <w:r>
+        <w:tab/>
+      </w:r>
+      <w:r>
+        <w:tab/>
+      </w:r>
+      <w:r>
+        <w:tab/>
+      </w:r>
+      <w:r>
+        <w:tab/>
+      </w:r>
+      <w:r>
+        <w:tab/>
+      </w:r>
+    </w:p>
+    <w:p>
+      <w:r>
+        <w:lastRenderedPageBreak/>
+        <w:tab/>
+        <w:t>Bài 2: Chạy MySQL với Docker Compose</w:t>
+      </w:r>
+      <w:r>
+        <w:tab/>
+      </w:r>
+      <w:r>
+        <w:tab/>
+      </w:r>
+      <w:r>
+        <w:tab/>
+      </w:r>
+      <w:r>
+        <w:tab/>
+      </w:r>
+      <w:r>
+        <w:tab/>
+      </w:r>
+    </w:p>
+    <w:p>
+      <w:r>
+        <w:tab/>
+      </w:r>
+      <w:r>
+        <w:tab/>
+        <w:t>Yêu cầu:</w:t>
+      </w:r>
+      <w:r>
+        <w:tab/>
+      </w:r>
+      <w:r>
+        <w:tab/>
+      </w:r>
+      <w:r>
+        <w:tab/>
+      </w:r>
+      <w:r>
+        <w:tab/>
+      </w:r>
+    </w:p>
+    <w:p>
+      <w:r>
+        <w:tab/>
+      </w:r>
+      <w:r>
+        <w:tab/>
+        <w:t>Tạo một container chạy MySQL phiên bản 8.0.</w:t>
+      </w:r>
+      <w:r>
+        <w:tab/>
+      </w:r>
+      <w:r>
+        <w:tab/>
+      </w:r>
+      <w:r>
+        <w:tab/>
+      </w:r>
+      <w:r>
+        <w:tab/>
+      </w:r>
+    </w:p>
+    <w:p>
+      <w:r>
+        <w:tab/>
+      </w:r>
+      <w:r>
+        <w:tab/>
+        <w:t>Đặt username là user, password là password và database là mydb</w:t>
+      </w:r>
+      <w:r>
+        <w:tab/>
+      </w:r>
+      <w:r>
+        <w:tab/>
+      </w:r>
+      <w:r>
+        <w:tab/>
+      </w:r>
+      <w:r>
+        <w:tab/>
+      </w:r>
+    </w:p>
+    <w:p>
+      <w:r>
+        <w:tab/>
+      </w:r>
+      <w:r>
+        <w:tab/>
+      </w:r>
+      <w:r>
+        <w:tab/>
+      </w:r>
+      <w:r>
+        <w:tab/>
+      </w:r>
+      <w:r>
+        <w:tab/>
+      </w:r>
+      <w:r>
+        <w:tab/>
+      </w:r>
+    </w:p>
+    <w:p>
+      <w:r>
+        <w:tab/>
+        <w:t>Bài 3: Kết nối MySQL với PHPMyAdmin</w:t>
+      </w:r>
+      <w:r>
+        <w:tab/>
+      </w:r>
+      <w:r>
+        <w:tab/>
+      </w:r>
+      <w:r>
+        <w:tab/>
+      </w:r>
+      <w:r>
+        <w:tab/>
+      </w:r>
+      <w:r>
+        <w:tab/>
+      </w:r>
+    </w:p>
+    <w:p>
+      <w:r>
+        <w:tab/>
+      </w:r>
+      <w:r>
+        <w:tab/>
+        <w:t>Yêu cầu:</w:t>
+      </w:r>
+      <w:r>
+        <w:tab/>
+      </w:r>
+      <w:r>
+        <w:tab/>
+      </w:r>
+      <w:r>
+        <w:tab/>
+      </w:r>
+      <w:r>
+        <w:tab/>
+      </w:r>
+    </w:p>
+    <w:p>
+      <w:r>
+        <w:tab/>
+      </w:r>
+      <w:r>
+        <w:tab/>
+        <w:t>Chạy MySQL và PHPMyAdmin với Docker Compose.</w:t>
+      </w:r>
+      <w:r>
+        <w:tab/>
+      </w:r>
+      <w:r>
+        <w:tab/>
+      </w:r>
+      <w:r>
+        <w:tab/>
+      </w:r>
+      <w:r>
+        <w:tab/>
+      </w:r>
+    </w:p>
+    <w:p>
+      <w:r>
+        <w:tab/>
+      </w:r>
+      <w:r>
+        <w:tab/>
+        <w:t>PHPMyAdmin chạy trên cổng 8081.</w:t>
+      </w:r>
+      <w:r>
+        <w:tab/>
+      </w:r>
+      <w:r>
+        <w:tab/>
+      </w:r>
+      <w:r>
+        <w:tab/>
+      </w:r>
+      <w:r>
+        <w:tab/>
+      </w:r>
+    </w:p>
+    <w:p>
+      <w:r>
+        <w:tab/>
+      </w:r>
+      <w:r>
+        <w:tab/>
+      </w:r>
+      <w:r>
+        <w:tab/>
+      </w:r>
+      <w:r>
+        <w:tab/>
+      </w:r>
+      <w:r>
+        <w:tab/>
+      </w:r>
+      <w:r>
+        <w:tab/>
+      </w:r>
+    </w:p>
+    <w:p>
+      <w:r>
+        <w:tab/>
+        <w:t>Bài 4: Chạy ứng dụng Node.js với Docker Compose</w:t>
+      </w:r>
+      <w:r>
+        <w:tab/>
+      </w:r>
+      <w:r>
+        <w:tab/>
+      </w:r>
+      <w:r>
+        <w:tab/>
+      </w:r>
+      <w:r>
+        <w:tab/>
+      </w:r>
+      <w:r>
+        <w:tab/>
+      </w:r>
+    </w:p>
+    <w:p>
+      <w:r>
+        <w:tab/>
+      </w:r>
+      <w:r>
+        <w:tab/>
+        <w:t>Yêu cầu:</w:t>
+      </w:r>
+      <w:r>
+        <w:tab/>
+      </w:r>
+      <w:r>
+        <w:tab/>
+      </w:r>
+      <w:r>
+        <w:tab/>
+      </w:r>
+      <w:r>
+        <w:tab/>
+      </w:r>
+    </w:p>
+    <w:p>
+      <w:r>
+        <w:tab/>
+      </w:r>
+      <w:r>
+        <w:tab/>
+        <w:t>Chạy một ứng dụng Node.js đơn giản với Express.</w:t>
+      </w:r>
+      <w:r>
+        <w:tab/>
+      </w:r>
+      <w:r>
+        <w:tab/>
+      </w:r>
+      <w:r>
+        <w:tab/>
+      </w:r>
+      <w:r>
+        <w:tab/>
+      </w:r>
+    </w:p>
+    <w:p>
+      <w:r>
+        <w:tab/>
+      </w:r>
+      <w:r>
+        <w:tab/>
+      </w:r>
+      <w:r>
+        <w:tab/>
+      </w:r>
+      <w:r>
+        <w:tab/>
+      </w:r>
+      <w:r>
+        <w:tab/>
+      </w:r>
+      <w:r>
+        <w:tab/>
+      </w:r>
+    </w:p>
+    <w:p>
+      <w:r>
+        <w:tab/>
+        <w:t>Bài 5: Chạy Redis với Docker Compose</w:t>
+      </w:r>
+      <w:r>
+        <w:tab/>
+      </w:r>
+      <w:r>
+        <w:tab/>
+      </w:r>
+      <w:r>
+        <w:tab/>
+      </w:r>
+      <w:r>
+        <w:tab/>
+      </w:r>
+      <w:r>
+        <w:tab/>
+      </w:r>
+    </w:p>
+    <w:p>
+      <w:r>
+        <w:tab/>
+      </w:r>
+      <w:r>
+        <w:tab/>
+        <w:t>Yêu cầu:</w:t>
+      </w:r>
+      <w:r>
+        <w:tab/>
+      </w:r>
+      <w:r>
+        <w:tab/>
+      </w:r>
+      <w:r>
+        <w:tab/>
+      </w:r>
+      <w:r>
+        <w:tab/>
+      </w:r>
+    </w:p>
+    <w:p>
+      <w:r>
+        <w:tab/>
+      </w:r>
+      <w:r>
+        <w:tab/>
+        <w:t>Chạy một container Redis trên cổng 6379.</w:t>
+      </w:r>
+      <w:r>
+        <w:tab/>
+      </w:r>
+      <w:r>
+        <w:tab/>
+      </w:r>
+      <w:r>
+        <w:tab/>
+      </w:r>
+      <w:r>
+        <w:tab/>
+      </w:r>
+    </w:p>
+    <w:p>
+      <w:r>
+        <w:tab/>
+      </w:r>
+      <w:r>
+        <w:tab/>
+      </w:r>
+      <w:r>
+        <w:tab/>
+      </w:r>
+      <w:r>
+        <w:tab/>
+      </w:r>
+      <w:r>
+        <w:tab/>
+      </w:r>
+      <w:r>
+        <w:tab/>
+      </w:r>
+    </w:p>
+    <w:p>
+      <w:r>
+        <w:tab/>
+        <w:t>Bài 6: Chạy WordPress với MySQL</w:t>
+      </w:r>
+      <w:r>
+        <w:tab/>
+      </w:r>
+      <w:r>
+        <w:tab/>
+      </w:r>
+      <w:r>
+        <w:tab/>
+      </w:r>
+      <w:r>
+        <w:tab/>
+      </w:r>
+      <w:r>
+        <w:tab/>
+      </w:r>
+    </w:p>
+    <w:p>
+      <w:r>
+        <w:tab/>
+      </w:r>
+      <w:r>
+        <w:tab/>
+        <w:t>Yêu cầu:</w:t>
+      </w:r>
+      <w:r>
+        <w:tab/>
+      </w:r>
+      <w:r>
+        <w:tab/>
+      </w:r>
+      <w:r>
+        <w:tab/>
+      </w:r>
+      <w:r>
+        <w:tab/>
+      </w:r>
+    </w:p>
+    <w:p>
+      <w:r>
+        <w:tab/>
+      </w:r>
+      <w:r>
+        <w:tab/>
+        <w:t>Chạy WordPress với MySQL bằng Docker Compose.</w:t>
+      </w:r>
+      <w:r>
+        <w:tab/>
+      </w:r>
+      <w:r>
+        <w:tab/>
+      </w:r>
+      <w:r>
+        <w:tab/>
+      </w:r>
+      <w:r>
+        <w:tab/>
+      </w:r>
+    </w:p>
+    <w:p>
+      <w:r>
+        <w:tab/>
+      </w:r>
+      <w:r>
+        <w:tab/>
+      </w:r>
+      <w:r>
+        <w:tab/>
+      </w:r>
+      <w:r>
+        <w:tab/>
+      </w:r>
+      <w:r>
+        <w:tab/>
+      </w:r>
+      <w:r>
+        <w:tab/>
+      </w:r>
+    </w:p>
+    <w:p>
+      <w:r>
+        <w:tab/>
+        <w:t>Bài 7: Chạy MongoDB với Docker Compose</w:t>
+      </w:r>
+      <w:r>
+        <w:tab/>
+      </w:r>
+      <w:r>
+        <w:tab/>
+      </w:r>
+      <w:r>
+        <w:tab/>
+      </w:r>
+      <w:r>
+        <w:tab/>
+      </w:r>
+      <w:r>
+        <w:tab/>
+      </w:r>
+    </w:p>
+    <w:p>
+      <w:r>
+        <w:tab/>
+      </w:r>
+      <w:r>
+        <w:tab/>
+        <w:t>Yêu cầu:</w:t>
+      </w:r>
+      <w:r>
+        <w:tab/>
+      </w:r>
+      <w:r>
+        <w:tab/>
+      </w:r>
+      <w:r>
+        <w:tab/>
+      </w:r>
+      <w:r>
+        <w:tab/>
+      </w:r>
+    </w:p>
+    <w:p>
+      <w:r>
+        <w:tab/>
+      </w:r>
+      <w:r>
+        <w:tab/>
+        <w:t>Chạy MongoDB và Mongo Express để quản lý.</w:t>
+      </w:r>
+      <w:r>
+        <w:tab/>
+      </w:r>
+      <w:r>
+        <w:tab/>
+      </w:r>
+      <w:r>
+        <w:tab/>
+      </w:r>
+      <w:r>
+        <w:tab/>
+      </w:r>
+    </w:p>
+    <w:p>
+      <w:r>
+        <w:tab/>
+      </w:r>
+      <w:r>
+        <w:tab/>
+      </w:r>
+      <w:r>
+        <w:tab/>
+      </w:r>
+      <w:r>
+        <w:tab/>
+      </w:r>
+      <w:r>
+        <w:tab/>
+      </w:r>
+      <w:r>
+        <w:tab/>
+      </w:r>
+    </w:p>
+    <w:p>
+      <w:r>
+        <w:lastRenderedPageBreak/>
+        <w:tab/>
+        <w:t>Bài 8: Kết nối nhiều dịch vụ với Docker Compose</w:t>
+      </w:r>
+      <w:r>
+        <w:tab/>
+      </w:r>
+      <w:r>
+        <w:tab/>
+      </w:r>
+      <w:r>
+        <w:tab/>
+      </w:r>
+      <w:r>
+        <w:tab/>
+      </w:r>
+      <w:r>
+        <w:tab/>
+      </w:r>
+    </w:p>
+    <w:p>
+      <w:r>
+        <w:tab/>
+      </w:r>
+      <w:r>
+        <w:tab/>
+        <w:t>Yêu cầu:</w:t>
+      </w:r>
+      <w:r>
+        <w:tab/>
+      </w:r>
+      <w:r>
+        <w:tab/>
+      </w:r>
+      <w:r>
+        <w:tab/>
+      </w:r>
+      <w:r>
+        <w:tab/>
+      </w:r>
+    </w:p>
+    <w:p>
+      <w:r>
+        <w:tab/>
+      </w:r>
+      <w:r>
+        <w:tab/>
+        <w:t>Chạy Node.js kết nối với MySQL.</w:t>
+      </w:r>
+      <w:r>
+        <w:tab/>
+      </w:r>
+      <w:r>
+        <w:tab/>
+      </w:r>
+      <w:r>
+        <w:tab/>
+      </w:r>
+      <w:r>
+        <w:tab/>
+      </w:r>
+    </w:p>
+    <w:p>
+      <w:r>
+        <w:tab/>
+      </w:r>
+      <w:r>
+        <w:tab/>
+      </w:r>
+      <w:r>
+        <w:tab/>
+      </w:r>
+      <w:r>
+        <w:tab/>
+      </w:r>
+      <w:r>
+        <w:tab/>
+      </w:r>
+      <w:r>
+        <w:tab/>
+      </w:r>
+    </w:p>
+    <w:p>
+      <w:r>
+        <w:tab/>
+        <w:t>Bài 9: Chạy ứng dụng Python Flask với Docker Compose</w:t>
+      </w:r>
+      <w:r>
+        <w:tab/>
+      </w:r>
+      <w:r>
+        <w:tab/>
+      </w:r>
+      <w:r>
+        <w:tab/>
+      </w:r>
+      <w:r>
+        <w:tab/>
+      </w:r>
+      <w:r>
+        <w:tab/>
+      </w:r>
+    </w:p>
+    <w:p>
+      <w:r>
+        <w:tab/>
+      </w:r>
+      <w:r>
+        <w:tab/>
+        <w:t>Yêu cầu:</w:t>
+      </w:r>
+      <w:r>
+        <w:tab/>
+      </w:r>
+      <w:r>
+        <w:tab/>
+      </w:r>
+      <w:r>
+        <w:tab/>
+      </w:r>
+      <w:r>
+        <w:tab/>
+      </w:r>
+    </w:p>
+    <w:p>
+      <w:r>
+        <w:tab/>
+      </w:r>
+      <w:r>
+        <w:tab/>
+        <w:t>Chạy ứng dụng Flask đơn giản với Docker Compose.</w:t>
+      </w:r>
+      <w:r>
+        <w:tab/>
+      </w:r>
+      <w:r>
+        <w:tab/>
+      </w:r>
+      <w:r>
+        <w:tab/>
+      </w:r>
+      <w:r>
+        <w:tab/>
+      </w:r>
+    </w:p>
+    <w:p>
+      <w:r>
+        <w:tab/>
+      </w:r>
+      <w:r>
+        <w:tab/>
+      </w:r>
+      <w:r>
+        <w:tab/>
+      </w:r>
+      <w:r>
+        <w:tab/>
+      </w:r>
+      <w:r>
+        <w:tab/>
+      </w:r>
+      <w:r>
+        <w:tab/>
+      </w:r>
+    </w:p>
+    <w:p>
+      <w:r>
+        <w:tab/>
+        <w:t>Bài 10: Lưu trữ dữ liệu với Docker Volumes</w:t>
+      </w:r>
+      <w:r>
+        <w:tab/>
+      </w:r>
+      <w:r>
+        <w:tab/>
+      </w:r>
+      <w:r>
+        <w:tab/>
+      </w:r>
+      <w:r>
+        <w:tab/>
+      </w:r>
+      <w:r>
+        <w:tab/>
+      </w:r>
+    </w:p>
+    <w:p>
+      <w:r>
+        <w:tab/>
+      </w:r>
+      <w:r>
+        <w:tab/>
+        <w:t>Yêu cầu:</w:t>
+      </w:r>
+      <w:r>
+        <w:tab/>
+      </w:r>
+      <w:r>
+        <w:tab/>
+      </w:r>
+      <w:r>
+        <w:tab/>
+      </w:r>
+      <w:r>
+        <w:tab/>
+      </w:r>
+    </w:p>
+    <w:p>
+      <w:r>
+        <w:tab/>
+      </w:r>
+      <w:r>
+        <w:tab/>
+        <w:t>Chạy MySQL và gắn volume để dữ liệu không bị mất.</w:t>
+      </w:r>
+      <w:r>
+        <w:tab/>
+      </w:r>
+      <w:r>
+        <w:tab/>
+      </w:r>
+      <w:r>
+        <w:tab/>
+      </w:r>
+      <w:r>
+        <w:tab/>
+      </w:r>
+    </w:p>
+    <w:p>
+      <w:r>
+        <w:tab/>
+      </w:r>
+      <w:r>
+        <w:tab/>
+      </w:r>
+      <w:r>
+        <w:tab/>
+      </w:r>
+      <w:r>
+        <w:tab/>
+      </w:r>
+      <w:r>
+        <w:tab/>
+      </w:r>
+      <w:r>
+        <w:tab/>
+      </w:r>
+    </w:p>
+    <w:p>
+      <w:r>
+        <w:tab/>
+        <w:t>Bài 11: Chạy dịch vụ Postgres với Adminer</w:t>
+      </w:r>
+      <w:r>
+        <w:tab/>
+      </w:r>
+      <w:r>
+        <w:tab/>
+      </w:r>
+      <w:r>
+        <w:tab/>
+      </w:r>
+      <w:r>
+        <w:tab/>
+      </w:r>
+      <w:r>
+        <w:tab/>
+      </w:r>
+    </w:p>
+    <w:p>
+      <w:r>
+        <w:tab/>
+      </w:r>
+      <w:r>
+        <w:tab/>
+        <w:t>Yêu cầu:</w:t>
+      </w:r>
+      <w:r>
+        <w:tab/>
+      </w:r>
+      <w:r>
+        <w:tab/>
+      </w:r>
+      <w:r>
+        <w:tab/>
+      </w:r>
+      <w:r>
+        <w:tab/>
+      </w:r>
+    </w:p>
+    <w:p>
+      <w:r>
+        <w:tab/>
+      </w:r>
+      <w:r>
+        <w:tab/>
+        <w:t>Chạy PostgreSQL và Adminer (công cụ quản lý database) bằng Docker Compose.</w:t>
+      </w:r>
+      <w:r>
+        <w:tab/>
+      </w:r>
+      <w:r>
+        <w:tab/>
+      </w:r>
+      <w:r>
+        <w:tab/>
+      </w:r>
+      <w:r>
+        <w:tab/>
+      </w:r>
+    </w:p>
+    <w:p>
+      <w:r>
+        <w:tab/>
+      </w:r>
+      <w:r>
+        <w:tab/>
+        <w:t>PostgreSQL phải có database tên mydb, user là user, password là password.</w:t>
+      </w:r>
+      <w:r>
+        <w:tab/>
+      </w:r>
+      <w:r>
+        <w:tab/>
+      </w:r>
+      <w:r>
+        <w:tab/>
+      </w:r>
+      <w:r>
+        <w:tab/>
+      </w:r>
+    </w:p>
+    <w:p>
+      <w:r>
+        <w:tab/>
+      </w:r>
+      <w:r>
+        <w:tab/>
+        <w:t>Adminer chạy trên cổng 8083</w:t>
+      </w:r>
+      <w:r>
+        <w:tab/>
+      </w:r>
+      <w:r>
+        <w:tab/>
+      </w:r>
+      <w:r>
+        <w:tab/>
+      </w:r>
+      <w:r>
+        <w:tab/>
+      </w:r>
+    </w:p>
+    <w:p>
+      <w:r>
+        <w:tab/>
+      </w:r>
+      <w:r>
+        <w:tab/>
+      </w:r>
+      <w:r>
+        <w:tab/>
+      </w:r>
+      <w:r>
+        <w:tab/>
+      </w:r>
+      <w:r>
+        <w:tab/>
+      </w:r>
+      <w:r>
+        <w:tab/>
+      </w:r>
+    </w:p>
+    <w:p>
+      <w:r>
+        <w:tab/>
+        <w:t>Bài 12: Giám sát container với Prometheus và Grafana</w:t>
+      </w:r>
+      <w:r>
+        <w:tab/>
+      </w:r>
+      <w:r>
+        <w:tab/>
+      </w:r>
+      <w:r>
+        <w:tab/>
+      </w:r>
+      <w:r>
+        <w:tab/>
+      </w:r>
+      <w:r>
+        <w:tab/>
+      </w:r>
+    </w:p>
+    <w:p>
+      <w:r>
+        <w:tab/>
+      </w:r>
+      <w:r>
+        <w:tab/>
+        <w:t>Yêu cầu:</w:t>
+      </w:r>
+      <w:r>
+        <w:tab/>
+      </w:r>
+      <w:r>
+        <w:tab/>
+      </w:r>
+      <w:r>
+        <w:tab/>
+      </w:r>
+      <w:r>
+        <w:tab/>
+      </w:r>
+    </w:p>
+    <w:p>
+      <w:r>
+        <w:tab/>
+      </w:r>
+      <w:r>
+        <w:tab/>
+        <w:t>Chạy Prometheus, Grafana và Node Exporter bằng Docker Compose để giám sát hệ thống.</w:t>
+      </w:r>
+      <w:r>
+        <w:tab/>
+      </w:r>
+      <w:r>
+        <w:tab/>
+      </w:r>
+      <w:r>
+        <w:tab/>
+      </w:r>
+      <w:r>
+        <w:tab/>
+      </w:r>
+    </w:p>
+    <w:p>
+      <w:r>
+        <w:tab/>
+      </w:r>
+      <w:r>
+        <w:tab/>
+      </w:r>
+      <w:r>
+        <w:tab/>
+      </w:r>
+      <w:r>
+        <w:tab/>
+      </w:r>
+      <w:r>
+        <w:tab/>
+      </w:r>
+      <w:r>
+        <w:tab/>
+      </w:r>
+    </w:p>
+    <w:p>
+      <w:r>
+        <w:tab/>
+        <w:t>Bài 13: Chạy ứng dụng React với Nginx</w:t>
+      </w:r>
+      <w:r>
+        <w:tab/>
+      </w:r>
+      <w:r>
+        <w:tab/>
+      </w:r>
+      <w:r>
+        <w:tab/>
+      </w:r>
+      <w:r>
+        <w:tab/>
+      </w:r>
+      <w:r>
+        <w:tab/>
+      </w:r>
+    </w:p>
+    <w:p>
+      <w:r>
+        <w:tab/>
+      </w:r>
+      <w:r>
+        <w:tab/>
+        <w:t>Yêu cầu:</w:t>
+      </w:r>
+      <w:r>
+        <w:tab/>
+      </w:r>
+      <w:r>
+        <w:tab/>
+      </w:r>
+      <w:r>
+        <w:tab/>
+      </w:r>
+      <w:r>
+        <w:tab/>
+      </w:r>
+    </w:p>
+    <w:p>
+      <w:r>
+        <w:lastRenderedPageBreak/>
+        <w:tab/>
+      </w:r>
+      <w:r>
+        <w:tab/>
+        <w:t>Chạy một ứng dụng React và serve nó bằng Nginx.</w:t>
+      </w:r>
+      <w:r>
+        <w:tab/>
+      </w:r>
+      <w:r>
+        <w:tab/>
+      </w:r>
+      <w:r>
+        <w:tab/>
+      </w:r>
+      <w:r>
+        <w:tab/>
+      </w:r>
+    </w:p>
+    <w:p>
+      <w:r>
+        <w:tab/>
+      </w:r>
+      <w:r>
+        <w:tab/>
+      </w:r>
+      <w:r>
+        <w:tab/>
+      </w:r>
+      <w:r>
+        <w:tab/>
+      </w:r>
+      <w:r>
+        <w:tab/>
+      </w:r>
+      <w:r>
+        <w:tab/>
+      </w:r>
+    </w:p>
+    <w:p>
+      <w:r>
+        <w:tab/>
+        <w:t>Bài 14: Cấu hình mạng riêng giữa các container</w:t>
+      </w:r>
+      <w:r>
+        <w:tab/>
+      </w:r>
+      <w:r>
+        <w:tab/>
+      </w:r>
+      <w:r>
+        <w:tab/>
+      </w:r>
+      <w:r>
+        <w:tab/>
+      </w:r>
+      <w:r>
+        <w:tab/>
+      </w:r>
+    </w:p>
+    <w:p>
+      <w:r>
+        <w:tab/>
+      </w:r>
+      <w:r>
+        <w:tab/>
+        <w:t>Yêu cầu:</w:t>
+      </w:r>
+      <w:r>
+        <w:tab/>
+      </w:r>
+      <w:r>
+        <w:tab/>
+      </w:r>
+      <w:r>
+        <w:tab/>
+      </w:r>
+      <w:r>
+        <w:tab/>
+      </w:r>
+    </w:p>
+    <w:p>
+      <w:r>
+        <w:tab/>
+      </w:r>
+      <w:r>
+        <w:tab/>
+        <w:t>Chạy 2 container có thể giao tiếp với nhau trong một mạng riêng.</w:t>
+      </w:r>
+      <w:r>
+        <w:tab/>
+      </w:r>
+      <w:r>
+        <w:tab/>
+      </w:r>
+      <w:r>
+        <w:tab/>
+      </w:r>
+      <w:r>
+        <w:tab/>
+      </w:r>
+    </w:p>
+    <w:p>
+      <w:r>
+        <w:tab/>
+      </w:r>
+      <w:r>
+        <w:tab/>
+      </w:r>
+      <w:r>
+        <w:tab/>
+      </w:r>
+      <w:r>
+        <w:tab/>
+      </w:r>
+      <w:r>
+        <w:tab/>
+      </w:r>
+      <w:r>
+        <w:tab/>
+      </w:r>
+    </w:p>
+    <w:p>
+      <w:r>
+        <w:tab/>
+        <w:t>Bài 15: Giới hạn tài nguyên cho container</w:t>
+      </w:r>
+      <w:r>
+        <w:tab/>
+      </w:r>
+      <w:r>
+        <w:tab/>
+      </w:r>
+      <w:r>
+        <w:tab/>
+      </w:r>
+      <w:r>
+        <w:tab/>
+      </w:r>
+      <w:r>
+        <w:tab/>
+      </w:r>
+    </w:p>
+    <w:p>
+      <w:r>
+        <w:tab/>
+      </w:r>
+      <w:r>
+        <w:tab/>
+        <w:t>Yêu cầu:</w:t>
+      </w:r>
+      <w:r>
+        <w:tab/>
+      </w:r>
+      <w:r>
+        <w:tab/>
+      </w:r>
+      <w:r>
+        <w:tab/>
+      </w:r>
+      <w:r>
+        <w:tab/>
+      </w:r>
+    </w:p>
+    <w:p>
+      <w:r>
+        <w:tab/>
+      </w:r>
+      <w:r>
+        <w:tab/>
+        <w:t>Giới hạn CPU và RAM cho một container Redis.</w:t>
+      </w:r>
+      <w:r>
+        <w:tab/>
+      </w:r>
+      <w:r>
+        <w:tab/>
+      </w:r>
+      <w:r>
+        <w:tab/>
+      </w:r>
+      <w:r>
+        <w:tab/>
+      </w:r>
+    </w:p>
+    <w:p>
+      <w:r>
+        <w:tab/>
+      </w:r>
+      <w:r>
+        <w:tab/>
+      </w:r>
+      <w:r>
+        <w:tab/>
+      </w:r>
+      <w:r>
+        <w:tab/>
+      </w:r>
+      <w:r>
+        <w:tab/>
+      </w:r>
+      <w:r>
+        <w:tab/>
+      </w:r>
+    </w:p>
+    <w:p>
+      <w:r>
+        <w:t>Phần 3:</w:t>
+      </w:r>
+      <w:r>
+        <w:tab/>
+        <w:t>Docker Compose file</w:t>
+      </w:r>
+      <w:r>
+        <w:tab/>
+      </w:r>
+      <w:r>
+        <w:tab/>
+      </w:r>
+      <w:r>
+        <w:tab/>
+      </w:r>
+      <w:r>
+        <w:tab/>
+      </w:r>
+      <w:r>
+        <w:tab/>
+      </w:r>
+    </w:p>
+    <w:p>
+      <w:r>
+        <w:tab/>
+      </w:r>
+      <w:r>
+        <w:tab/>
+      </w:r>
+      <w:r>
+        <w:tab/>
+      </w:r>
+      <w:r>
+        <w:tab/>
+      </w:r>
+      <w:r>
+        <w:tab/>
+      </w:r>
+      <w:r>
+        <w:tab/>
+      </w:r>
+    </w:p>
+    <w:p>
+      <w:r>
+        <w:tab/>
+        <w:t>Bài tập 1: Triển khai WordPress với MySQL</w:t>
+      </w:r>
+      <w:r>
+        <w:tab/>
+      </w:r>
+      <w:r>
+        <w:tab/>
+      </w:r>
+      <w:r>
+        <w:tab/>
+      </w:r>
+      <w:r>
+        <w:tab/>
+      </w:r>
+      <w:r>
+        <w:tab/>
+      </w:r>
+    </w:p>
+    <w:p>
+      <w:r>
+        <w:tab/>
+        <w:t>Mục tiêu: Tạo stack WordPress kết nối với MySQL, sử dụng volumes để lưu trữ dữ liệu.</w:t>
+      </w:r>
+      <w:r>
+        <w:tab/>
+      </w:r>
+      <w:r>
+        <w:tab/>
+      </w:r>
+      <w:r>
+        <w:tab/>
+      </w:r>
+      <w:r>
+        <w:tab/>
+      </w:r>
+      <w:r>
+        <w:tab/>
+      </w:r>
+    </w:p>
+    <w:p>
+      <w:r>
+        <w:tab/>
+        <w:t>Yêu cầu:</w:t>
+      </w:r>
+      <w:r>
+        <w:tab/>
+      </w:r>
+      <w:r>
+        <w:tab/>
+      </w:r>
+      <w:r>
+        <w:tab/>
+      </w:r>
+      <w:r>
+        <w:tab/>
+      </w:r>
+      <w:r>
+        <w:tab/>
+      </w:r>
+    </w:p>
+    <w:p>
+      <w:r>
+        <w:tab/>
+      </w:r>
+      <w:r>
+        <w:tab/>
+        <w:t>1. Sử dụng image wordpress:latest (port 80).</w:t>
+      </w:r>
+      <w:r>
+        <w:tab/>
+      </w:r>
+      <w:r>
+        <w:tab/>
+      </w:r>
+      <w:r>
+        <w:tab/>
+      </w:r>
+      <w:r>
+        <w:tab/>
+      </w:r>
+    </w:p>
+    <w:p>
+      <w:r>
+        <w:tab/>
+      </w:r>
+      <w:r>
+        <w:tab/>
+        <w:t>2. Sử dụng image mysql:5.7 (port 3306).</w:t>
+      </w:r>
+      <w:r>
+        <w:tab/>
+      </w:r>
+      <w:r>
+        <w:tab/>
+      </w:r>
+      <w:r>
+        <w:tab/>
+      </w:r>
+      <w:r>
+        <w:tab/>
+      </w:r>
+    </w:p>
+    <w:p>
+      <w:r>
+        <w:tab/>
+      </w:r>
+      <w:r>
+        <w:tab/>
+        <w:t>3. Volume cho database (/var/lib/mysql).</w:t>
+      </w:r>
+      <w:r>
+        <w:tab/>
+      </w:r>
+      <w:r>
+        <w:tab/>
+      </w:r>
+      <w:r>
+        <w:tab/>
+      </w:r>
+      <w:r>
+        <w:tab/>
+      </w:r>
+    </w:p>
+    <w:p>
+      <w:r>
+        <w:tab/>
+      </w:r>
+      <w:r>
+        <w:tab/>
+        <w:t>4. Biến môi trường cho MySQL:</w:t>
+      </w:r>
+      <w:r>
+        <w:tab/>
+      </w:r>
+      <w:r>
+        <w:tab/>
+      </w:r>
+      <w:r>
+        <w:tab/>
+      </w:r>
+      <w:r>
+        <w:tab/>
+      </w:r>
+    </w:p>
+    <w:p>
+      <w:r>
+        <w:tab/>
+      </w:r>
+      <w:r>
+        <w:tab/>
+      </w:r>
+      <w:r>
+        <w:tab/>
+        <w:t>MYSQL_ROOT_PASSWORD, MYSQL_DATABASE, MYSQL_USER, MYSQL_PASSWORD</w:t>
+      </w:r>
+      <w:r>
+        <w:tab/>
+      </w:r>
+      <w:r>
+        <w:tab/>
+      </w:r>
+      <w:r>
+        <w:tab/>
+      </w:r>
+    </w:p>
+    <w:p>
+      <w:r>
+        <w:tab/>
+      </w:r>
+      <w:r>
+        <w:tab/>
+        <w:t>Gợi ý:</w:t>
+      </w:r>
+      <w:r>
+        <w:tab/>
+      </w:r>
+      <w:r>
+        <w:tab/>
+      </w:r>
+      <w:r>
+        <w:tab/>
+      </w:r>
+      <w:r>
+        <w:tab/>
+      </w:r>
+    </w:p>
+    <w:p>
+      <w:r>
+        <w:tab/>
+      </w:r>
+      <w:r>
+        <w:tab/>
+      </w:r>
+      <w:r>
+        <w:tab/>
+        <w:t>WordPress cần khai báo depends_on MySQL.</w:t>
+      </w:r>
+      <w:r>
+        <w:tab/>
+      </w:r>
+      <w:r>
+        <w:tab/>
+      </w:r>
+      <w:r>
+        <w:tab/>
+      </w:r>
+    </w:p>
+    <w:p>
+      <w:r>
+        <w:tab/>
+      </w:r>
+      <w:r>
+        <w:tab/>
+      </w:r>
+      <w:r>
+        <w:tab/>
+        <w:t>Sử dụng network tùy chỉnh để kết nối giữa 2 service.</w:t>
+      </w:r>
+      <w:r>
+        <w:tab/>
+      </w:r>
+      <w:r>
+        <w:tab/>
+      </w:r>
+      <w:r>
+        <w:tab/>
+      </w:r>
+    </w:p>
+    <w:p>
+      <w:r>
+        <w:tab/>
+      </w:r>
+      <w:r>
+        <w:tab/>
+      </w:r>
+      <w:r>
+        <w:tab/>
+      </w:r>
+      <w:r>
+        <w:tab/>
+      </w:r>
+      <w:r>
+        <w:tab/>
+      </w:r>
+      <w:r>
+        <w:tab/>
+      </w:r>
+    </w:p>
+    <w:p>
+      <w:r>
+        <w:lastRenderedPageBreak/>
+        <w:tab/>
+        <w:t>Bài tập 2: Ứng dụng Node.js + MongoDB</w:t>
+      </w:r>
+      <w:r>
+        <w:tab/>
+      </w:r>
+      <w:r>
+        <w:tab/>
+      </w:r>
+      <w:r>
+        <w:tab/>
+      </w:r>
+      <w:r>
+        <w:tab/>
+      </w:r>
+      <w:r>
+        <w:tab/>
+      </w:r>
+    </w:p>
+    <w:p>
+      <w:r>
+        <w:tab/>
+        <w:t>Mục tiêu: Triển khai ứng dụng Node.js (lưu dữ liệu vào MongoDB) và MongoDB với volume.</w:t>
+      </w:r>
+      <w:r>
+        <w:tab/>
+      </w:r>
+      <w:r>
+        <w:tab/>
+      </w:r>
+      <w:r>
+        <w:tab/>
+      </w:r>
+      <w:r>
+        <w:tab/>
+      </w:r>
+      <w:r>
+        <w:tab/>
+      </w:r>
+    </w:p>
+    <w:p>
+      <w:r>
+        <w:tab/>
+        <w:t>Yêu cầu:</w:t>
+      </w:r>
+      <w:r>
+        <w:tab/>
+      </w:r>
+      <w:r>
+        <w:tab/>
+      </w:r>
+      <w:r>
+        <w:tab/>
+      </w:r>
+      <w:r>
+        <w:tab/>
+      </w:r>
+      <w:r>
+        <w:tab/>
+      </w:r>
+    </w:p>
+    <w:p>
+      <w:r>
+        <w:tab/>
+      </w:r>
+      <w:r>
+        <w:tab/>
+        <w:t>1. Viết Dockerfile cho ứng dụng Node.js (ví dụ: REST API đơn giản).</w:t>
+      </w:r>
+      <w:r>
+        <w:tab/>
+      </w:r>
+      <w:r>
+        <w:tab/>
+      </w:r>
+      <w:r>
+        <w:tab/>
+      </w:r>
+      <w:r>
+        <w:tab/>
+      </w:r>
+    </w:p>
+    <w:p>
+      <w:r>
+        <w:tab/>
+      </w:r>
+      <w:r>
+        <w:tab/>
+        <w:t>2. Sử dụng image mongo:latest (port 27017).</w:t>
+      </w:r>
+      <w:r>
+        <w:tab/>
+      </w:r>
+      <w:r>
+        <w:tab/>
+      </w:r>
+      <w:r>
+        <w:tab/>
+      </w:r>
+      <w:r>
+        <w:tab/>
+      </w:r>
+    </w:p>
+    <w:p>
+      <w:r>
+        <w:tab/>
+      </w:r>
+      <w:r>
+        <w:tab/>
+        <w:t>3. Volume cho MongoDB (/data/db).</w:t>
+      </w:r>
+      <w:r>
+        <w:tab/>
+      </w:r>
+      <w:r>
+        <w:tab/>
+      </w:r>
+      <w:r>
+        <w:tab/>
+      </w:r>
+      <w:r>
+        <w:tab/>
+      </w:r>
+    </w:p>
+    <w:p>
+      <w:r>
+        <w:tab/>
+      </w:r>
+      <w:r>
+        <w:tab/>
+        <w:t>4. Đảm bảo Node.js service khởi động sau MongoDB (depends_on + healthcheck).</w:t>
+      </w:r>
+      <w:r>
+        <w:tab/>
+      </w:r>
+      <w:r>
+        <w:tab/>
+      </w:r>
+      <w:r>
+        <w:tab/>
+      </w:r>
+      <w:r>
+        <w:tab/>
+      </w:r>
+    </w:p>
+    <w:p>
+      <w:r>
+        <w:tab/>
+      </w:r>
+      <w:r>
+        <w:tab/>
+      </w:r>
+      <w:r>
+        <w:tab/>
+      </w:r>
+      <w:r>
+        <w:tab/>
+      </w:r>
+      <w:r>
+        <w:tab/>
+      </w:r>
+      <w:r>
+        <w:tab/>
+      </w:r>
+    </w:p>
+    <w:p>
+      <w:r>
+        <w:tab/>
+        <w:t>Bài tập 3: Load Balancing với Nginx + Flask</w:t>
+      </w:r>
+      <w:r>
+        <w:tab/>
+      </w:r>
+      <w:r>
+        <w:tab/>
+      </w:r>
+      <w:r>
+        <w:tab/>
+      </w:r>
+      <w:r>
+        <w:tab/>
+      </w:r>
+      <w:r>
+        <w:tab/>
+      </w:r>
+    </w:p>
+    <w:p>
+      <w:r>
+        <w:tab/>
+        <w:t>Mục tiêu: Cân bằng tải giữa 2 instance Flask dùng Nginx.</w:t>
+      </w:r>
+      <w:r>
+        <w:tab/>
+      </w:r>
+      <w:r>
+        <w:tab/>
+      </w:r>
+      <w:r>
+        <w:tab/>
+      </w:r>
+      <w:r>
+        <w:tab/>
+      </w:r>
+      <w:r>
+        <w:tab/>
+      </w:r>
+    </w:p>
+    <w:p>
+      <w:r>
+        <w:tab/>
+        <w:t>Yêu cầu:</w:t>
+      </w:r>
+      <w:r>
+        <w:tab/>
+      </w:r>
+      <w:r>
+        <w:tab/>
+      </w:r>
+      <w:r>
+        <w:tab/>
+      </w:r>
+      <w:r>
+        <w:tab/>
+      </w:r>
+      <w:r>
+        <w:tab/>
+      </w:r>
+    </w:p>
+    <w:p>
+      <w:r>
+        <w:tab/>
+      </w:r>
+      <w:r>
+        <w:tab/>
+        <w:t>1. 2 service Flask (sử dụng app.py từ bài tập trước, port 5000).</w:t>
+      </w:r>
+      <w:r>
+        <w:tab/>
+      </w:r>
+      <w:r>
+        <w:tab/>
+      </w:r>
+      <w:r>
+        <w:tab/>
+      </w:r>
+      <w:r>
+        <w:tab/>
+      </w:r>
+    </w:p>
+    <w:p>
+      <w:r>
+        <w:tab/>
+      </w:r>
+      <w:r>
+        <w:tab/>
+        <w:t>2. 1 service Nginx (port 8080) cấu hình làm reverse proxy:</w:t>
+      </w:r>
+      <w:r>
+        <w:tab/>
+      </w:r>
+      <w:r>
+        <w:tab/>
+      </w:r>
+      <w:r>
+        <w:tab/>
+      </w:r>
+      <w:r>
+        <w:tab/>
+      </w:r>
+    </w:p>
+    <w:p>
+      <w:r>
+        <w:tab/>
+      </w:r>
+      <w:r>
+        <w:tab/>
+      </w:r>
+      <w:r>
+        <w:tab/>
+        <w:t>Chuyển request / đến các Flask instance (round-robin).</w:t>
+      </w:r>
+      <w:r>
+        <w:tab/>
+      </w:r>
+      <w:r>
+        <w:tab/>
+      </w:r>
+      <w:r>
+        <w:tab/>
+      </w:r>
+    </w:p>
+    <w:p>
+      <w:r>
+        <w:tab/>
+      </w:r>
+      <w:r>
+        <w:tab/>
+        <w:t>3. Tạo custom network và Nginx config.</w:t>
+      </w:r>
+      <w:r>
+        <w:tab/>
+      </w:r>
+      <w:r>
+        <w:tab/>
+      </w:r>
+      <w:r>
+        <w:tab/>
+      </w:r>
+      <w:r>
+        <w:tab/>
+      </w:r>
+    </w:p>
+    <w:p>
+      <w:r>
+        <w:tab/>
+      </w:r>
+      <w:r>
+        <w:tab/>
+      </w:r>
+      <w:r>
+        <w:tab/>
+      </w:r>
+      <w:r>
+        <w:tab/>
+      </w:r>
+      <w:r>
+        <w:tab/>
+      </w:r>
+      <w:r>
+        <w:tab/>
+      </w:r>
+    </w:p>
+    <w:p>
+      <w:r>
+        <w:tab/>
+        <w:t>Bài tập 4: Prometheus + Grafana Monitoring</w:t>
+      </w:r>
+      <w:r>
+        <w:tab/>
+      </w:r>
+      <w:r>
+        <w:tab/>
+      </w:r>
+      <w:r>
+        <w:tab/>
+      </w:r>
+      <w:r>
+        <w:tab/>
+      </w:r>
+      <w:r>
+        <w:tab/>
+      </w:r>
+    </w:p>
+    <w:p>
+      <w:r>
+        <w:tab/>
+        <w:t>Mục tiêu: Giám sát Docker containers dùng Prometheus và Grafana.</w:t>
+      </w:r>
+      <w:r>
+        <w:tab/>
+      </w:r>
+      <w:r>
+        <w:tab/>
+      </w:r>
+      <w:r>
+        <w:tab/>
+      </w:r>
+      <w:r>
+        <w:tab/>
+      </w:r>
+      <w:r>
+        <w:tab/>
+      </w:r>
+    </w:p>
+    <w:p>
+      <w:r>
+        <w:tab/>
+        <w:t>Yêu cầu:</w:t>
+      </w:r>
+      <w:r>
+        <w:tab/>
+      </w:r>
+      <w:r>
+        <w:tab/>
+      </w:r>
+      <w:r>
+        <w:tab/>
+      </w:r>
+      <w:r>
+        <w:tab/>
+      </w:r>
+      <w:r>
+        <w:tab/>
+      </w:r>
+    </w:p>
+    <w:p>
+      <w:r>
+        <w:tab/>
+      </w:r>
+      <w:r>
+        <w:tab/>
+        <w:t>1. Service Prometheus (port 9090) với file cấu hình thu thập metrics từ Docker.</w:t>
+      </w:r>
+      <w:r>
+        <w:tab/>
+      </w:r>
+      <w:r>
+        <w:tab/>
+      </w:r>
+      <w:r>
+        <w:tab/>
+      </w:r>
+      <w:r>
+        <w:tab/>
+      </w:r>
+    </w:p>
+    <w:p>
+      <w:r>
+        <w:tab/>
+      </w:r>
+      <w:r>
+        <w:tab/>
+        <w:t>2. Service Grafana (port 3000) kết nối đến Prometheus.</w:t>
+      </w:r>
+      <w:r>
+        <w:tab/>
+      </w:r>
+      <w:r>
+        <w:tab/>
+      </w:r>
+      <w:r>
+        <w:tab/>
+      </w:r>
+      <w:r>
+        <w:tab/>
+      </w:r>
+    </w:p>
+    <w:p>
+      <w:r>
+        <w:tab/>
+      </w:r>
+      <w:r>
+        <w:tab/>
+        <w:t>3. Volume để lưu dữ liệu Prometheus và Grafana.</w:t>
+      </w:r>
+      <w:r>
+        <w:tab/>
+      </w:r>
+      <w:r>
+        <w:tab/>
+      </w:r>
+      <w:r>
+        <w:tab/>
+      </w:r>
+      <w:r>
+        <w:tab/>
+      </w:r>
+    </w:p>
+    <w:p>
+      <w:r>
+        <w:lastRenderedPageBreak/>
+        <w:tab/>
+      </w:r>
+      <w:r>
+        <w:tab/>
+      </w:r>
+      <w:r>
+        <w:tab/>
+      </w:r>
+      <w:r>
+        <w:tab/>
+      </w:r>
+      <w:r>
+        <w:tab/>
+      </w:r>
+      <w:r>
+        <w:tab/>
+      </w:r>
+    </w:p>
+    <w:p>
+      <w:r>
+        <w:tab/>
+        <w:t>Bài tập 5: Multi-tier Voting App</w:t>
+      </w:r>
+      <w:r>
+        <w:tab/>
+      </w:r>
+      <w:r>
+        <w:tab/>
+      </w:r>
+      <w:r>
+        <w:tab/>
+      </w:r>
+      <w:r>
+        <w:tab/>
+      </w:r>
+      <w:r>
+        <w:tab/>
+      </w:r>
+    </w:p>
+    <w:p>
+      <w:r>
+        <w:tab/>
+        <w:t>Mục tiêu: Triển khai ứng dụng voting gồm 5 services (Tham khảo từ Docker Docs).</w:t>
+      </w:r>
+      <w:r>
+        <w:tab/>
+      </w:r>
+      <w:r>
+        <w:tab/>
+      </w:r>
+      <w:r>
+        <w:tab/>
+      </w:r>
+      <w:r>
+        <w:tab/>
+      </w:r>
+      <w:r>
+        <w:tab/>
+      </w:r>
+    </w:p>
+    <w:p>
+      <w:r>
+        <w:tab/>
+        <w:t>Yêu cầu:</w:t>
+      </w:r>
+      <w:r>
+        <w:tab/>
+      </w:r>
+      <w:r>
+        <w:tab/>
+      </w:r>
+      <w:r>
+        <w:tab/>
+      </w:r>
+      <w:r>
+        <w:tab/>
+      </w:r>
+      <w:r>
+        <w:tab/>
+      </w:r>
+    </w:p>
+    <w:p>
+      <w:r>
+        <w:tab/>
+      </w:r>
+      <w:r>
+        <w:tab/>
+        <w:t>1. Frontend: vote (Python, port 5000).</w:t>
+      </w:r>
+      <w:r>
+        <w:tab/>
+      </w:r>
+      <w:r>
+        <w:tab/>
+      </w:r>
+      <w:r>
+        <w:tab/>
+      </w:r>
+      <w:r>
+        <w:tab/>
+      </w:r>
+    </w:p>
+    <w:p>
+      <w:r>
+        <w:tab/>
+      </w:r>
+      <w:r>
+        <w:tab/>
+        <w:t>2. Backend: result (Node.js, port 5001).</w:t>
+      </w:r>
+      <w:r>
+        <w:tab/>
+      </w:r>
+      <w:r>
+        <w:tab/>
+      </w:r>
+      <w:r>
+        <w:tab/>
+      </w:r>
+      <w:r>
+        <w:tab/>
+      </w:r>
+    </w:p>
+    <w:p>
+      <w:r>
+        <w:tab/>
+      </w:r>
+      <w:r>
+        <w:tab/>
+        <w:t>3. Redis (lưu tạm vote).</w:t>
+      </w:r>
+      <w:r>
+        <w:tab/>
+      </w:r>
+      <w:r>
+        <w:tab/>
+      </w:r>
+      <w:r>
+        <w:tab/>
+      </w:r>
+      <w:r>
+        <w:tab/>
+      </w:r>
+    </w:p>
+    <w:p>
+      <w:r>
+        <w:tab/>
+      </w:r>
+      <w:r>
+        <w:tab/>
+        <w:t>4. Worker (Java) xử lý vote từ Redis sang DB.</w:t>
+      </w:r>
+      <w:r>
+        <w:tab/>
+      </w:r>
+      <w:r>
+        <w:tab/>
+      </w:r>
+      <w:r>
+        <w:tab/>
+      </w:r>
+      <w:r>
+        <w:tab/>
+      </w:r>
+    </w:p>
+    <w:p>
+      <w:r>
+        <w:tab/>
+      </w:r>
+      <w:r>
+        <w:tab/>
+        <w:t>5. Postgres (lưu kết quả).</w:t>
+      </w:r>
+      <w:r>
+        <w:tab/>
+      </w:r>
+      <w:r>
+        <w:tab/>
+      </w:r>
+      <w:r>
+        <w:tab/>
+      </w:r>
+      <w:r>
+        <w:tab/>
+      </w:r>
+    </w:p>
+    <w:p>
+      <w:r>
+        <w:tab/>
+      </w:r>
+      <w:r>
+        <w:tab/>
+      </w:r>
+      <w:r>
+        <w:tab/>
+      </w:r>
+      <w:r>
+        <w:tab/>
+      </w:r>
+      <w:r>
+        <w:tab/>
+      </w:r>
+      <w:r>
+        <w:tab/>
+      </w:r>
+    </w:p>
+    <w:p>
+      <w:r>
+        <w:tab/>
+        <w:t>Bài tập 6: CI/CD Pipeline với Docker Compose</w:t>
+      </w:r>
+      <w:r>
+        <w:tab/>
+      </w:r>
+      <w:r>
+        <w:tab/>
+      </w:r>
+      <w:r>
+        <w:tab/>
+      </w:r>
+      <w:r>
+        <w:tab/>
+      </w:r>
+      <w:r>
+        <w:tab/>
+      </w:r>
+    </w:p>
+    <w:p>
+      <w:r>
+        <w:tab/>
+        <w:t>Mục tiêu: Mô phỏng pipeline dev/test bằng Docker Compose.</w:t>
+      </w:r>
+      <w:r>
+        <w:tab/>
+      </w:r>
+      <w:r>
+        <w:tab/>
+      </w:r>
+      <w:r>
+        <w:tab/>
+      </w:r>
+      <w:r>
+        <w:tab/>
+      </w:r>
+      <w:r>
+        <w:tab/>
+      </w:r>
+    </w:p>
+    <w:p>
+      <w:r>
+        <w:tab/>
+        <w:t>Yêu cầu:</w:t>
+      </w:r>
+      <w:r>
+        <w:tab/>
+      </w:r>
+      <w:r>
+        <w:tab/>
+      </w:r>
+      <w:r>
+        <w:tab/>
+      </w:r>
+      <w:r>
+        <w:tab/>
+      </w:r>
+      <w:r>
+        <w:tab/>
+      </w:r>
+    </w:p>
+    <w:p>
+      <w:r>
+        <w:tab/>
+      </w:r>
+      <w:r>
+        <w:tab/>
+        <w:t>1. Service app (Python/Node.js) với code được mount từ host (development mode).</w:t>
+      </w:r>
+      <w:r>
+        <w:tab/>
+      </w:r>
+      <w:r>
+        <w:tab/>
+      </w:r>
+      <w:r>
+        <w:tab/>
+      </w:r>
+      <w:r>
+        <w:tab/>
+      </w:r>
+    </w:p>
+    <w:p>
+      <w:r>
+        <w:tab/>
+      </w:r>
+      <w:r>
+        <w:tab/>
+        <w:t>2. Service tests chạy unit tests khi code thay đổi (sử dụng volumes + entrypoint).</w:t>
+      </w:r>
+      <w:r>
+        <w:tab/>
+      </w:r>
+      <w:r>
+        <w:tab/>
+      </w:r>
+      <w:r>
+        <w:tab/>
+      </w:r>
+      <w:r>
+        <w:tab/>
+      </w:r>
+    </w:p>
+    <w:p>
+      <w:r>
+        <w:tab/>
+      </w:r>
+      <w:r>
+        <w:tab/>
+        <w:t>3. Service nginx (production mode) dùng image build sẵn từ app.</w:t>
+      </w:r>
+      <w:r>
+        <w:tab/>
+      </w:r>
+      <w:r>
+        <w:tab/>
+      </w:r>
+      <w:r>
+        <w:tab/>
+      </w:r>
+      <w:r>
+        <w:tab/>
+      </w:r>
+    </w:p>
+    <w:p>
+      <w:r>
+        <w:tab/>
+        <w:t>Gợi ý:</w:t>
+      </w:r>
+      <w:r>
+        <w:tab/>
+      </w:r>
+      <w:r>
+        <w:tab/>
+      </w:r>
+      <w:r>
+        <w:tab/>
+      </w:r>
+      <w:r>
+        <w:tab/>
+      </w:r>
+      <w:r>
+        <w:tab/>
+      </w:r>
+    </w:p>
+    <w:p>
+      <w:r>
+        <w:tab/>
+      </w:r>
+      <w:r>
+        <w:tab/>
+        <w:t>1. Dùng 2 file compose khác nhau (docker-compose-dev.yml và docker-compose-prod.yml).</w:t>
+      </w:r>
+      <w:r>
+        <w:tab/>
+      </w:r>
+      <w:r>
+        <w:tab/>
+      </w:r>
+      <w:r>
+        <w:tab/>
+      </w:r>
+      <w:r>
+        <w:tab/>
+      </w:r>
+    </w:p>
+    <w:p>
+      <w:r>
+        <w:tab/>
+      </w:r>
+      <w:r>
+        <w:tab/>
+        <w:t>2. Sử dụng docker-compose -f &lt;file&gt; up để chọn môi trường.</w:t>
+      </w:r>
+      <w:r>
+        <w:tab/>
+      </w:r>
+      <w:r>
+        <w:tab/>
+      </w:r>
+      <w:r>
+        <w:tab/>
+      </w:r>
+      <w:r>
+        <w:tab/>
+      </w:r>
+    </w:p>
+    <w:p>
+      <w:r>
+        <w:tab/>
+      </w:r>
+      <w:r>
+        <w:tab/>
+      </w:r>
+      <w:r>
+        <w:tab/>
+      </w:r>
+      <w:r>
+        <w:tab/>
+      </w:r>
+      <w:r>
+        <w:tab/>
+      </w:r>
+      <w:r>
+        <w:tab/>
+      </w:r>
+    </w:p>
+    <w:p>
+      <w:r>
+        <w:tab/>
+        <w:t>Bài tập 7: Elasticsearch + Kibana</w:t>
+      </w:r>
+      <w:r>
+        <w:tab/>
+      </w:r>
+      <w:r>
+        <w:tab/>
+      </w:r>
+      <w:r>
+        <w:tab/>
+      </w:r>
+      <w:r>
+        <w:tab/>
+      </w:r>
+      <w:r>
+        <w:tab/>
+      </w:r>
+    </w:p>
+    <w:p>
+      <w:r>
+        <w:tab/>
+        <w:t>Mục tiêu: Triển khai ELK stack đơn giản.</w:t>
+      </w:r>
+      <w:r>
+        <w:tab/>
+      </w:r>
+      <w:r>
+        <w:tab/>
+      </w:r>
+      <w:r>
+        <w:tab/>
+      </w:r>
+      <w:r>
+        <w:tab/>
+      </w:r>
+      <w:r>
+        <w:tab/>
+      </w:r>
+    </w:p>
+    <w:p>
+      <w:r>
+        <w:tab/>
+        <w:t>Yêu cầu:</w:t>
+      </w:r>
+      <w:r>
+        <w:tab/>
+      </w:r>
+      <w:r>
+        <w:tab/>
+      </w:r>
+      <w:r>
+        <w:tab/>
+      </w:r>
+      <w:r>
+        <w:tab/>
+      </w:r>
+      <w:r>
+        <w:tab/>
+      </w:r>
+    </w:p>
+    <w:p>
+      <w:r>
+        <w:tab/>
+      </w:r>
+      <w:r>
+        <w:tab/>
+        <w:t>1. Service Elasticsearch (port 9200) với volume.</w:t>
+      </w:r>
+      <w:r>
+        <w:tab/>
+      </w:r>
+      <w:r>
+        <w:tab/>
+      </w:r>
+      <w:r>
+        <w:tab/>
+      </w:r>
+      <w:r>
+        <w:tab/>
+      </w:r>
+    </w:p>
+    <w:p>
+      <w:r>
+        <w:lastRenderedPageBreak/>
+        <w:tab/>
+      </w:r>
+      <w:r>
+        <w:tab/>
+        <w:t>2. Service Kibana (port 5601) kết nối với Elasticsearch.</w:t>
+      </w:r>
+      <w:r>
+        <w:tab/>
+      </w:r>
+      <w:r>
+        <w:tab/>
+      </w:r>
+      <w:r>
+        <w:tab/>
+      </w:r>
+      <w:r>
+        <w:tab/>
+      </w:r>
+    </w:p>
+    <w:p>
+      <w:r>
+        <w:tab/>
+      </w:r>
+      <w:r>
+        <w:tab/>
+        <w:t>3. Thiết lập environment variables cho credentials.</w:t>
+      </w:r>
+      <w:r>
+        <w:tab/>
+      </w:r>
+      <w:r>
+        <w:tab/>
+      </w:r>
+      <w:r>
+        <w:tab/>
+      </w:r>
+      <w:r>
+        <w:tab/>
+      </w:r>
+    </w:p>
+    <w:p>
+      <w:r>
+        <w:tab/>
+      </w:r>
+      <w:r>
+        <w:tab/>
+      </w:r>
+      <w:r>
+        <w:tab/>
+      </w:r>
+      <w:r>
+        <w:tab/>
+      </w:r>
+      <w:r>
+        <w:tab/>
+      </w:r>
+      <w:r>
+        <w:tab/>
+      </w:r>
+    </w:p>
+    <w:p>
+      <w:r>
+        <w:tab/>
+        <w:t>Bài tập 8: Django + Celery + Redis</w:t>
+      </w:r>
+      <w:r>
+        <w:tab/>
+      </w:r>
+      <w:r>
+        <w:tab/>
+      </w:r>
+      <w:r>
+        <w:tab/>
+      </w:r>
+      <w:r>
+        <w:tab/>
+      </w:r>
+      <w:r>
+        <w:tab/>
+      </w:r>
+    </w:p>
+    <w:p>
+      <w:r>
+        <w:tab/>
+        <w:t>Mục tiêu: Triển khai Django với Celery worker và Redis làm message broker.</w:t>
+      </w:r>
+      <w:r>
+        <w:tab/>
+      </w:r>
+      <w:r>
+        <w:tab/>
+      </w:r>
+      <w:r>
+        <w:tab/>
+      </w:r>
+      <w:r>
+        <w:tab/>
+      </w:r>
+      <w:r>
+        <w:tab/>
+      </w:r>
+    </w:p>
+    <w:p>
+      <w:r>
+        <w:tab/>
+        <w:t>Yêu cầu:</w:t>
+      </w:r>
+      <w:r>
+        <w:tab/>
+      </w:r>
+      <w:r>
+        <w:tab/>
+      </w:r>
+      <w:r>
+        <w:tab/>
+      </w:r>
+      <w:r>
+        <w:tab/>
+      </w:r>
+      <w:r>
+        <w:tab/>
+      </w:r>
+    </w:p>
+    <w:p>
+      <w:r>
+        <w:tab/>
+      </w:r>
+      <w:r>
+        <w:tab/>
+        <w:t>1. Django app (port 8000).</w:t>
+      </w:r>
+      <w:r>
+        <w:tab/>
+      </w:r>
+      <w:r>
+        <w:tab/>
+      </w:r>
+      <w:r>
+        <w:tab/>
+      </w:r>
+      <w:r>
+        <w:tab/>
+      </w:r>
+    </w:p>
+    <w:p>
+      <w:r>
+        <w:tab/>
+      </w:r>
+      <w:r>
+        <w:tab/>
+        <w:t>2. Celery worker chạy song song.</w:t>
+      </w:r>
+      <w:r>
+        <w:tab/>
+      </w:r>
+      <w:r>
+        <w:tab/>
+      </w:r>
+      <w:r>
+        <w:tab/>
+      </w:r>
+      <w:r>
+        <w:tab/>
+      </w:r>
+    </w:p>
+    <w:p>
+      <w:r>
+        <w:tab/>
+      </w:r>
+      <w:r>
+        <w:tab/>
+        <w:t>3. Redis service cho task queue.</w:t>
+      </w:r>
+      <w:r>
+        <w:tab/>
+      </w:r>
+      <w:r>
+        <w:tab/>
+      </w:r>
+      <w:r>
+        <w:tab/>
+      </w:r>
+      <w:r>
+        <w:tab/>
+      </w:r>
+    </w:p>
+    <w:p>
+      <w:r>
+        <w:tab/>
+      </w:r>
+      <w:r>
+        <w:tab/>
+      </w:r>
+      <w:r>
+        <w:tab/>
+      </w:r>
+      <w:r>
+        <w:tab/>
+      </w:r>
+      <w:r>
+        <w:tab/>
+      </w:r>
+      <w:r>
+        <w:tab/>
+      </w:r>
+    </w:p>
+    <w:p>
+      <w:r>
+        <w:tab/>
+        <w:t>Bài tập 9: Nextcloud với MariaDB + Redis Caching</w:t>
+      </w:r>
+      <w:r>
+        <w:tab/>
+      </w:r>
+      <w:r>
+        <w:tab/>
+      </w:r>
+      <w:r>
+        <w:tab/>
+      </w:r>
+      <w:r>
+        <w:tab/>
+      </w:r>
+      <w:r>
+        <w:tab/>
+      </w:r>
+    </w:p>
+    <w:p>
+      <w:r>
+        <w:tab/>
+        <w:t>Mục tiêu: Triển khai Nextcloud (self-hosted cloud) với MariaDB và Redis.</w:t>
+      </w:r>
+      <w:r>
+        <w:tab/>
+      </w:r>
+      <w:r>
+        <w:tab/>
+      </w:r>
+      <w:r>
+        <w:tab/>
+      </w:r>
+      <w:r>
+        <w:tab/>
+      </w:r>
+      <w:r>
+        <w:tab/>
+      </w:r>
+    </w:p>
+    <w:p>
+      <w:r>
+        <w:tab/>
+        <w:t>Yêu cầu:</w:t>
+      </w:r>
+      <w:r>
+        <w:tab/>
+      </w:r>
+      <w:r>
+        <w:tab/>
+      </w:r>
+      <w:r>
+        <w:tab/>
+      </w:r>
+      <w:r>
+        <w:tab/>
+      </w:r>
+      <w:r>
+        <w:tab/>
+      </w:r>
+    </w:p>
+    <w:p>
+      <w:r>
+        <w:tab/>
+      </w:r>
+      <w:r>
+        <w:tab/>
+        <w:t>1. Nextcloud (port 80).</w:t>
+      </w:r>
+      <w:r>
+        <w:tab/>
+      </w:r>
+      <w:r>
+        <w:tab/>
+      </w:r>
+      <w:r>
+        <w:tab/>
+      </w:r>
+      <w:r>
+        <w:tab/>
+      </w:r>
+    </w:p>
+    <w:p>
+      <w:r>
+        <w:tab/>
+      </w:r>
+      <w:r>
+        <w:tab/>
+        <w:t>2. MariaDB (volume cho dữ liệu).</w:t>
+      </w:r>
+      <w:r>
+        <w:tab/>
+      </w:r>
+      <w:r>
+        <w:tab/>
+      </w:r>
+      <w:r>
+        <w:tab/>
+      </w:r>
+      <w:r>
+        <w:tab/>
+      </w:r>
+    </w:p>
+    <w:p>
+      <w:r>
+        <w:tab/>
+      </w:r>
+      <w:r>
+        <w:tab/>
+        <w:t>3. Redis cache.</w:t>
+      </w:r>
+      <w:r>
+        <w:tab/>
+      </w:r>
+      <w:r>
+        <w:tab/>
+      </w:r>
+      <w:r>
+        <w:tab/>
+      </w:r>
+      <w:r>
+        <w:tab/>
+      </w:r>
+    </w:p>
+    <w:p>
+      <w:r>
+        <w:tab/>
+      </w:r>
+      <w:r>
+        <w:tab/>
+      </w:r>
+      <w:r>
+        <w:tab/>
+      </w:r>
+      <w:r>
+        <w:tab/>
+      </w:r>
+      <w:r>
+        <w:tab/>
+      </w:r>
+      <w:r>
+        <w:tab/>
+      </w:r>
+    </w:p>
+    <w:p>
+      <w:r>
+        <w:tab/>
+        <w:t>Bài tập 10: Traefik as Reverse Proxy</w:t>
+      </w:r>
+      <w:r>
+        <w:tab/>
+      </w:r>
+      <w:r>
+        <w:tab/>
+      </w:r>
+      <w:r>
+        <w:tab/>
+      </w:r>
+      <w:r>
+        <w:tab/>
+      </w:r>
+      <w:r>
+        <w:tab/>
+      </w:r>
+    </w:p>
+    <w:p>
+      <w:r>
+        <w:tab/>
+        <w:t>Mục tiêu: Dùng Traefik để định tuyến request đến các service (Flask, WordPress, etc.).</w:t>
+      </w:r>
+      <w:r>
+        <w:tab/>
+      </w:r>
+      <w:r>
+        <w:tab/>
+      </w:r>
+      <w:r>
+        <w:tab/>
+      </w:r>
+      <w:r>
+        <w:tab/>
+      </w:r>
+      <w:r>
+        <w:tab/>
+      </w:r>
+    </w:p>
+    <w:p>
+      <w:r>
+        <w:tab/>
+        <w:t>Yêu cầu:</w:t>
+      </w:r>
+      <w:r>
+        <w:tab/>
+      </w:r>
+      <w:r>
+        <w:tab/>
+      </w:r>
+      <w:r>
+        <w:tab/>
+      </w:r>
+      <w:r>
+        <w:tab/>
+      </w:r>
+      <w:r>
+        <w:tab/>
+      </w:r>
+    </w:p>
+    <w:p>
+      <w:r>
+        <w:tab/>
+      </w:r>
+      <w:r>
+        <w:tab/>
+        <w:t>1. Cấu hình Traefik với Docker provider.</w:t>
+      </w:r>
+      <w:r>
+        <w:tab/>
+      </w:r>
+      <w:r>
+        <w:tab/>
+      </w:r>
+      <w:r>
+        <w:tab/>
+      </w:r>
+      <w:r>
+        <w:tab/>
+      </w:r>
+    </w:p>
+    <w:p>
+      <w:r>
+        <w:tab/>
+      </w:r>
+      <w:r>
+        <w:tab/>
+        <w:t>2. Đặt labels cho services để Traefik nhận diện.</w:t>
+      </w:r>
+      <w:r>
+        <w:tab/>
+      </w:r>
+      <w:r>
+        <w:tab/>
+      </w:r>
+      <w:r>
+        <w:tab/>
+      </w:r>
+      <w:r>
+        <w:tab/>
+      </w:r>
+    </w:p>
+    <w:p>
+      <w:r>
+        <w:tab/>
+      </w:r>
+      <w:r>
+        <w:tab/>
+      </w:r>
+      <w:r>
+        <w:tab/>
+      </w:r>
+      <w:r>
+        <w:tab/>
+      </w:r>
+      <w:r>
+        <w:tab/>
+      </w:r>
+      <w:r>
+        <w:tab/>
+      </w:r>
+    </w:p>
+    <w:p>
+      <w:r>
+        <w:tab/>
+        <w:t>Tips khi làm bài tập:</w:t>
+      </w:r>
+      <w:r>
+        <w:tab/>
+      </w:r>
+      <w:r>
+        <w:tab/>
+      </w:r>
+      <w:r>
+        <w:tab/>
+      </w:r>
+      <w:r>
+        <w:tab/>
+      </w:r>
+      <w:r>
+        <w:tab/>
+      </w:r>
+    </w:p>
+    <w:p>
+      <w:r>
+        <w:lastRenderedPageBreak/>
+        <w:tab/>
+      </w:r>
+      <w:r>
+        <w:tab/>
+        <w:t>1. Luôn dùng docker-compose down -v để xóa volumes khi test lại.</w:t>
+      </w:r>
+      <w:r>
+        <w:tab/>
+      </w:r>
+      <w:r>
+        <w:tab/>
+      </w:r>
+      <w:r>
+        <w:tab/>
+      </w:r>
+      <w:r>
+        <w:tab/>
+      </w:r>
+    </w:p>
+    <w:p>
+      <w:r>
+        <w:tab/>
+      </w:r>
+      <w:r>
+        <w:tab/>
+        <w:t>2. Kiểm tra log bằng docker-compose logs &lt;service&gt;.</w:t>
+      </w:r>
+      <w:r>
+        <w:tab/>
+      </w:r>
+      <w:r>
+        <w:tab/>
+      </w:r>
+      <w:r>
+        <w:tab/>
+      </w:r>
+      <w:r>
+        <w:tab/>
+      </w:r>
+    </w:p>
+    <w:p>
+      <w:r>
+        <w:tab/>
+      </w:r>
+      <w:r>
+        <w:tab/>
+        <w:t>3. Sử dụng docker-compose config để validate file YAML.</w:t>
+      </w:r>
+      <w:r>
+        <w:tab/>
+      </w:r>
+      <w:r>
+        <w:tab/>
+      </w:r>
+      <w:r>
+        <w:tab/>
       </w:r>
       <w:r>
         <w:tab/>
